--- a/public/projects/Yahia_Hammad_CV.docx
+++ b/public/projects/Yahia_Hammad_CV.docx
@@ -141,15 +141,6 @@
         <w:t xml:space="preserve">   ·   </w:t>
       </w:r>
       <w:hyperlink r:id="rId6" w:history="1">
-        <w:r>
-          <w:rPr>
-            <w:color w:val="1A2E4A"/>
-            <w:sz w:val="19"/>
-            <w:szCs w:val="19"/>
-            <w:u w:val="single" w:color="1A2E4A"/>
-          </w:rPr>
-          <w:t>github.com/</w:t>
-        </w:r>
         <w:proofErr w:type="spellStart"/>
         <w:r>
           <w:rPr>
@@ -158,7 +149,7 @@
             <w:szCs w:val="19"/>
             <w:u w:val="single" w:color="1A2E4A"/>
           </w:rPr>
-          <w:t>yahiahammad</w:t>
+          <w:t>yahiahammad.vercel.app</w:t>
         </w:r>
         <w:proofErr w:type="spellEnd"/>
       </w:hyperlink>
